--- a/docs/01_DATABASE_DESIGN_ERD.docx
+++ b/docs/01_DATABASE_DESIGN_ERD.docx
@@ -12,7 +12,7 @@
           <w:rFonts w:ascii="Sarabun" w:hAnsi="Sarabun"/>
           <w:b/>
           <w:color w:val="0F172A"/>
-          <w:sz w:val="40"/>
+          <w:sz w:val="36"/>
         </w:rPr>
         <w:t>เอกสารการออกแบบฐานข้อมูล (Database Design Document)</w:t>
       </w:r>
@@ -27,7 +27,7 @@
           <w:rFonts w:ascii="Sarabun" w:hAnsi="Sarabun"/>
           <w:b/>
           <w:color w:val="1E3A8A"/>
-          <w:sz w:val="30"/>
+          <w:sz w:val="28"/>
         </w:rPr>
         <w:t>โครงงาน: EBOOK_ONLINE (Mini Project Database ร้านขาย E-Book)</w:t>
       </w:r>
@@ -54,7 +54,7 @@
           <w:rFonts w:ascii="Sarabun" w:hAnsi="Sarabun"/>
           <w:b/>
           <w:color w:val="1E3A8A"/>
-          <w:sz w:val="30"/>
+          <w:sz w:val="28"/>
         </w:rPr>
         <w:t>1. แผนภาพแสดงความสัมพันธ์ข้อมูล (Entity-Relationship Diagram: ERD)</w:t>
       </w:r>
@@ -356,7 +356,7 @@
           <w:rFonts w:ascii="Sarabun" w:hAnsi="Sarabun"/>
           <w:b/>
           <w:color w:val="1E3A8A"/>
-          <w:sz w:val="30"/>
+          <w:sz w:val="28"/>
         </w:rPr>
         <w:t>2. พจนานุกรมข้อมูล (Data Dictionary) ทั้ง 11 ตาราง</w:t>
       </w:r>
@@ -370,7 +370,7 @@
         <w:rPr>
           <w:rFonts w:ascii="Sarabun" w:hAnsi="Sarabun"/>
           <w:b/>
-          <w:color w:val="334155"/>
+          <w:color w:val="256333"/>
           <w:sz w:val="26"/>
         </w:rPr>
         <w:t>2.1 ตาราง `roles` (บทบาทผู้ใช้งาน)</w:t>
@@ -967,7 +967,7 @@
         <w:rPr>
           <w:rFonts w:ascii="Sarabun" w:hAnsi="Sarabun"/>
           <w:b/>
-          <w:color w:val="334155"/>
+          <w:color w:val="256333"/>
           <w:sz w:val="26"/>
         </w:rPr>
         <w:t>2.2 ตาราง `users` (ผู้ใช้งานระบบ)</w:t>
@@ -2234,7 +2234,7 @@
         <w:rPr>
           <w:rFonts w:ascii="Sarabun" w:hAnsi="Sarabun"/>
           <w:b/>
-          <w:color w:val="334155"/>
+          <w:color w:val="256333"/>
           <w:sz w:val="26"/>
         </w:rPr>
         <w:t>2.3 ตาราง `categories` (หมวดหมู่หนังสือ)</w:t>
@@ -3099,7 +3099,7 @@
         <w:rPr>
           <w:rFonts w:ascii="Sarabun" w:hAnsi="Sarabun"/>
           <w:b/>
-          <w:color w:val="334155"/>
+          <w:color w:val="256333"/>
           <w:sz w:val="26"/>
         </w:rPr>
         <w:t>2.4 ตาราง `authors` (ข้อมูลนักเขียน/ผู้แต่ง)</w:t>
@@ -3830,7 +3830,7 @@
         <w:rPr>
           <w:rFonts w:ascii="Sarabun" w:hAnsi="Sarabun"/>
           <w:b/>
-          <w:color w:val="334155"/>
+          <w:color w:val="256333"/>
           <w:sz w:val="26"/>
         </w:rPr>
         <w:t>2.5 ตาราง `ebooks` (หนังสืออิเล็กทรอนิกส์)</w:t>
@@ -5767,7 +5767,7 @@
         <w:rPr>
           <w:rFonts w:ascii="Sarabun" w:hAnsi="Sarabun"/>
           <w:b/>
-          <w:color w:val="334155"/>
+          <w:color w:val="256333"/>
           <w:sz w:val="26"/>
         </w:rPr>
         <w:t>2.6 ตาราง `carts` (ตะกร้าสินค้าของผู้ใช้)</w:t>
@@ -6498,7 +6498,7 @@
         <w:rPr>
           <w:rFonts w:ascii="Sarabun" w:hAnsi="Sarabun"/>
           <w:b/>
-          <w:color w:val="334155"/>
+          <w:color w:val="256333"/>
           <w:sz w:val="26"/>
         </w:rPr>
         <w:t>2.7 ตาราง `cart_items` (รายการสินค้าในตะกร้า)</w:t>
@@ -7497,7 +7497,7 @@
         <w:rPr>
           <w:rFonts w:ascii="Sarabun" w:hAnsi="Sarabun"/>
           <w:b/>
-          <w:color w:val="334155"/>
+          <w:color w:val="256333"/>
           <w:sz w:val="26"/>
         </w:rPr>
         <w:t>2.8 ตาราง `orders` (คำสั่งซื้อ)</w:t>
@@ -8630,7 +8630,7 @@
         <w:rPr>
           <w:rFonts w:ascii="Sarabun" w:hAnsi="Sarabun"/>
           <w:b/>
-          <w:color w:val="334155"/>
+          <w:color w:val="256333"/>
           <w:sz w:val="26"/>
         </w:rPr>
         <w:t>2.9 ตาราง `order_items` (รายการหนังสือในแต่ละคำสั่งซื้อ)</w:t>
@@ -9495,7 +9495,7 @@
         <w:rPr>
           <w:rFonts w:ascii="Sarabun" w:hAnsi="Sarabun"/>
           <w:b/>
-          <w:color w:val="334155"/>
+          <w:color w:val="256333"/>
           <w:sz w:val="26"/>
         </w:rPr>
         <w:t>2.10 ตาราง `payments` (การชำระเงินจำลอง)</w:t>
@@ -10896,7 +10896,7 @@
         <w:rPr>
           <w:rFonts w:ascii="Sarabun" w:hAnsi="Sarabun"/>
           <w:b/>
-          <w:color w:val="334155"/>
+          <w:color w:val="256333"/>
           <w:sz w:val="26"/>
         </w:rPr>
         <w:t>2.11 ตาราง `download_links` (สิทธิ์และลิงก์ดาวน์โหลดที่ปลอดภัย)</w:t>
@@ -12566,7 +12566,7 @@
           <w:rFonts w:ascii="Sarabun" w:hAnsi="Sarabun"/>
           <w:b/>
           <w:color w:val="1E3A8A"/>
-          <w:sz w:val="30"/>
+          <w:sz w:val="28"/>
         </w:rPr>
         <w:t>3. การปรับแบบข้อมูลให้อยู่ในรูปแบบบรรทัดฐาน (Database Normalization - 3NF)</w:t>
       </w:r>
@@ -12593,7 +12593,7 @@
         <w:rPr>
           <w:rFonts w:ascii="Sarabun" w:hAnsi="Sarabun"/>
           <w:b/>
-          <w:color w:val="334155"/>
+          <w:color w:val="256333"/>
           <w:sz w:val="26"/>
         </w:rPr>
         <w:t>3.1 รูปแบบบรรทัดฐานขั้นที่ 1 (First Normal Form: 1NF)</w:t>
@@ -12650,7 +12650,7 @@
         <w:rPr>
           <w:rFonts w:ascii="Sarabun" w:hAnsi="Sarabun"/>
           <w:b/>
-          <w:color w:val="334155"/>
+          <w:color w:val="256333"/>
           <w:sz w:val="26"/>
         </w:rPr>
         <w:t>3.2 รูปแบบบรรทัดฐานขั้นที่ 2 (Second Normal Form: 2NF)</w:t>
@@ -12707,7 +12707,7 @@
         <w:rPr>
           <w:rFonts w:ascii="Sarabun" w:hAnsi="Sarabun"/>
           <w:b/>
-          <w:color w:val="334155"/>
+          <w:color w:val="256333"/>
           <w:sz w:val="26"/>
         </w:rPr>
         <w:t>3.3 รูปแบบบรรทัดฐานขั้นที่ 3 (Third Normal Form: 3NF)</w:t>
@@ -12903,7 +12903,7 @@
           <w:rFonts w:ascii="Sarabun" w:hAnsi="Sarabun"/>
           <w:b/>
           <w:color w:val="1E3A8A"/>
-          <w:sz w:val="30"/>
+          <w:sz w:val="28"/>
         </w:rPr>
         <w:t>4. เงื่อนไขทางธุรกิจและความปลอดภัย (Security &amp; Business Logic)</w:t>
       </w:r>

--- a/docs/01_DATABASE_DESIGN_ERD.docx
+++ b/docs/01_DATABASE_DESIGN_ERD.docx
@@ -63,6 +63,50 @@
           <w:rFonts w:ascii="TH Sarabun New" w:hAnsi="TH Sarabun New" w:cs="TH Sarabun New"/>
         </w:rPr>
         <w:t>1. แผนภาพแสดงความสัมพันธ์ข้อมูล (Entity-Relationship Diagram: ERD)</w:t>
+      </w:r>
+    </w:p>
+    <w:p>
+      <w:pPr>
+        <w:spacing w:before="240" w:after="80"/>
+        <w:jc w:val="center"/>
+      </w:pPr>
+      <w:r/>
+      <w:r>
+        <w:t>[รูปภาพประกอบรายงาน/erd_diagram.svg]</w:t>
+      </w:r>
+    </w:p>
+    <w:p>
+      <w:pPr>
+        <w:spacing w:before="40" w:after="200"/>
+        <w:jc w:val="center"/>
+      </w:pPr>
+      <w:r>
+        <w:rPr>
+          <w:rFonts w:ascii="TH Sarabun New" w:hAnsi="TH Sarabun New"/>
+          <w:b w:val="0"/>
+          <w:i/>
+          <w:color w:val="64748B"/>
+          <w:sz w:val="27"/>
+          <w:rFonts w:ascii="TH Sarabun New" w:hAnsi="TH Sarabun New" w:cs="TH Sarabun New"/>
+        </w:rPr>
+        <w:t>ภาพที่ 1 แผนภาพความสัมพันธ์ข้อมูลเชิงสัมพันธ์ (Entity-Relationship Diagram : ERD) ครอบคลุม 11 ตาราง</w:t>
+      </w:r>
+    </w:p>
+    <w:p>
+      <w:pPr>
+        <w:pStyle w:val="Heading3"/>
+        <w:spacing w:before="200" w:after="80"/>
+      </w:pPr>
+      <w:r>
+        <w:rPr>
+          <w:rFonts w:ascii="TH Sarabun New" w:hAnsi="TH Sarabun New"/>
+          <w:b/>
+          <w:i w:val="0"/>
+          <w:color w:val="256333"/>
+          <w:sz w:val="32"/>
+          <w:rFonts w:ascii="TH Sarabun New" w:hAnsi="TH Sarabun New" w:cs="TH Sarabun New"/>
+        </w:rPr>
+        <w:t>โครงสร้างความสัมพันธ์เชิงตรรกะ (Crow's Foot Notation &amp; Attributes)</w:t>
       </w:r>
     </w:p>
     <w:tbl>
